--- a/ДОПОВІДЬ_ПЕРЕДЗАХИСТ.docx
+++ b/ДОПОВІДЬ_ПЕРЕДЗАХИСТ.docx
@@ -132,7 +132,7 @@
           <w:szCs w:val="28"/>
           <w:lang w:val="uk-UA"/>
         </w:rPr>
-        <w:pict w14:anchorId="1E1A9DF3">
+        <w:pict w14:anchorId="1B765657">
           <v:rect id="_x0000_i1049" alt="" style="width:451.3pt;height:.05pt;mso-width-percent:0;mso-height-percent:0;mso-width-percent:0;mso-height-percent:0" o:hralign="center" o:hrstd="t" o:hr="t"/>
         </w:pict>
       </w:r>
@@ -246,7 +246,7 @@
           <w:szCs w:val="28"/>
           <w:lang w:val="uk-UA"/>
         </w:rPr>
-        <w:pict w14:anchorId="0118BBBE">
+        <w:pict w14:anchorId="3EF4E901">
           <v:rect id="_x0000_i1048" alt="" style="width:451.3pt;height:.05pt;mso-width-percent:0;mso-height-percent:0;mso-width-percent:0;mso-height-percent:0" o:hralign="center" o:hrstd="t" o:hr="t"/>
         </w:pict>
       </w:r>
@@ -343,7 +343,7 @@
           <w:szCs w:val="28"/>
           <w:lang w:val="uk-UA"/>
         </w:rPr>
-        <w:pict w14:anchorId="7D97A42D">
+        <w:pict w14:anchorId="5908CE96">
           <v:rect id="_x0000_i1047" alt="" style="width:451.3pt;height:.05pt;mso-width-percent:0;mso-height-percent:0;mso-width-percent:0;mso-height-percent:0" o:hralign="center" o:hrstd="t" o:hr="t"/>
         </w:pict>
       </w:r>
@@ -502,7 +502,7 @@
           <w:szCs w:val="28"/>
           <w:lang w:val="uk-UA"/>
         </w:rPr>
-        <w:pict w14:anchorId="74DBF4A7">
+        <w:pict w14:anchorId="5F0CF108">
           <v:rect id="_x0000_i1046" alt="" style="width:451.3pt;height:.05pt;mso-width-percent:0;mso-height-percent:0;mso-width-percent:0;mso-height-percent:0" o:hralign="center" o:hrstd="t" o:hr="t"/>
         </w:pict>
       </w:r>
@@ -660,7 +660,7 @@
           <w:szCs w:val="28"/>
           <w:lang w:val="uk-UA"/>
         </w:rPr>
-        <w:pict w14:anchorId="7CBD56A8">
+        <w:pict w14:anchorId="113AFD64">
           <v:rect id="_x0000_i1045" alt="" style="width:451.3pt;height:.05pt;mso-width-percent:0;mso-height-percent:0;mso-width-percent:0;mso-height-percent:0" o:hralign="center" o:hrstd="t" o:hr="t"/>
         </w:pict>
       </w:r>
@@ -783,7 +783,7 @@
           <w:szCs w:val="28"/>
           <w:lang w:val="uk-UA"/>
         </w:rPr>
-        <w:pict w14:anchorId="339F00E3">
+        <w:pict w14:anchorId="0F67C80A">
           <v:rect id="_x0000_i1044" alt="" style="width:451.3pt;height:.05pt;mso-width-percent:0;mso-height-percent:0;mso-width-percent:0;mso-height-percent:0" o:hralign="center" o:hrstd="t" o:hr="t"/>
         </w:pict>
       </w:r>
@@ -863,7 +863,7 @@
           <w:lang w:val="uk-UA"/>
         </w:rPr>
         <w:lastRenderedPageBreak/>
-        <w:pict w14:anchorId="296A634B">
+        <w:pict w14:anchorId="51B3A77F">
           <v:rect id="_x0000_i1043" alt="" style="width:451.3pt;height:.05pt;mso-width-percent:0;mso-height-percent:0;mso-width-percent:0;mso-height-percent:0" o:hralign="center" o:hrstd="t" o:hr="t"/>
         </w:pict>
       </w:r>
@@ -1052,7 +1052,7 @@
           <w:szCs w:val="28"/>
           <w:lang w:val="uk-UA"/>
         </w:rPr>
-        <w:pict w14:anchorId="7DF5CE5A">
+        <w:pict w14:anchorId="474A411D">
           <v:rect id="_x0000_i1042" alt="" style="width:451.3pt;height:.05pt;mso-width-percent:0;mso-height-percent:0;mso-width-percent:0;mso-height-percent:0" o:hralign="center" o:hrstd="t" o:hr="t"/>
         </w:pict>
       </w:r>
@@ -1233,7 +1233,7 @@
           <w:szCs w:val="28"/>
           <w:lang w:val="uk-UA"/>
         </w:rPr>
-        <w:pict w14:anchorId="0503AA5A">
+        <w:pict w14:anchorId="6415E857">
           <v:rect id="_x0000_i1041" alt="" style="width:451.3pt;height:.05pt;mso-width-percent:0;mso-height-percent:0;mso-width-percent:0;mso-height-percent:0" o:hralign="center" o:hrstd="t" o:hr="t"/>
         </w:pict>
       </w:r>
@@ -1392,7 +1392,7 @@
           <w:szCs w:val="28"/>
           <w:lang w:val="uk-UA"/>
         </w:rPr>
-        <w:pict w14:anchorId="04197D2E">
+        <w:pict w14:anchorId="29A6AF01">
           <v:rect id="_x0000_i1040" alt="" style="width:451.3pt;height:.05pt;mso-width-percent:0;mso-height-percent:0;mso-width-percent:0;mso-height-percent:0" o:hralign="center" o:hrstd="t" o:hr="t"/>
         </w:pict>
       </w:r>
@@ -1506,7 +1506,7 @@
           <w:szCs w:val="28"/>
           <w:lang w:val="uk-UA"/>
         </w:rPr>
-        <w:pict w14:anchorId="5250E253">
+        <w:pict w14:anchorId="5F40D7A6">
           <v:rect id="_x0000_i1039" alt="" style="width:451.3pt;height:.05pt;mso-width-percent:0;mso-height-percent:0;mso-width-percent:0;mso-height-percent:0" o:hralign="center" o:hrstd="t" o:hr="t"/>
         </w:pict>
       </w:r>
@@ -1665,7 +1665,7 @@
           <w:szCs w:val="28"/>
           <w:lang w:val="uk-UA"/>
         </w:rPr>
-        <w:pict w14:anchorId="31770151">
+        <w:pict w14:anchorId="4877F64D">
           <v:rect id="_x0000_i1038" alt="" style="width:451.3pt;height:.05pt;mso-width-percent:0;mso-height-percent:0;mso-width-percent:0;mso-height-percent:0" o:hralign="center" o:hrstd="t" o:hr="t"/>
         </w:pict>
       </w:r>
@@ -1916,7 +1916,7 @@
           <w:szCs w:val="28"/>
           <w:lang w:val="uk-UA"/>
         </w:rPr>
-        <w:pict w14:anchorId="5DCD3CE5">
+        <w:pict w14:anchorId="6B24557D">
           <v:rect id="_x0000_i1037" alt="" style="width:451.3pt;height:.05pt;mso-width-percent:0;mso-height-percent:0;mso-width-percent:0;mso-height-percent:0" o:hralign="center" o:hrstd="t" o:hr="t"/>
         </w:pict>
       </w:r>
@@ -2074,7 +2074,7 @@
           <w:szCs w:val="28"/>
           <w:lang w:val="uk-UA"/>
         </w:rPr>
-        <w:pict w14:anchorId="7E920220">
+        <w:pict w14:anchorId="5E8C5916">
           <v:rect id="_x0000_i1036" alt="" style="width:451.3pt;height:.05pt;mso-width-percent:0;mso-height-percent:0;mso-width-percent:0;mso-height-percent:0" o:hralign="center" o:hrstd="t" o:hr="t"/>
         </w:pict>
       </w:r>
@@ -2210,7 +2210,7 @@
           <w:szCs w:val="28"/>
           <w:lang w:val="uk-UA"/>
         </w:rPr>
-        <w:pict w14:anchorId="183FAA25">
+        <w:pict w14:anchorId="73476FB4">
           <v:rect id="_x0000_i1035" alt="" style="width:451.3pt;height:.05pt;mso-width-percent:0;mso-height-percent:0;mso-width-percent:0;mso-height-percent:0" o:hralign="center" o:hrstd="t" o:hr="t"/>
         </w:pict>
       </w:r>
@@ -2365,7 +2365,7 @@
           <w:szCs w:val="28"/>
           <w:lang w:val="uk-UA"/>
         </w:rPr>
-        <w:pict w14:anchorId="517DC784">
+        <w:pict w14:anchorId="7C9A056F">
           <v:rect id="_x0000_i1034" alt="" style="width:451.3pt;height:.05pt;mso-width-percent:0;mso-height-percent:0;mso-width-percent:0;mso-height-percent:0" o:hralign="center" o:hrstd="t" o:hr="t"/>
         </w:pict>
       </w:r>
@@ -2479,7 +2479,7 @@
           <w:szCs w:val="28"/>
           <w:lang w:val="uk-UA"/>
         </w:rPr>
-        <w:pict w14:anchorId="444F3531">
+        <w:pict w14:anchorId="4D343858">
           <v:rect id="_x0000_i1033" alt="" style="width:451.3pt;height:.05pt;mso-width-percent:0;mso-height-percent:0;mso-width-percent:0;mso-height-percent:0" o:hralign="center" o:hrstd="t" o:hr="t"/>
         </w:pict>
       </w:r>
@@ -2603,7 +2603,7 @@
           <w:szCs w:val="28"/>
           <w:lang w:val="uk-UA"/>
         </w:rPr>
-        <w:pict w14:anchorId="297976BD">
+        <w:pict w14:anchorId="5F4E6362">
           <v:rect id="_x0000_i1032" alt="" style="width:451.3pt;height:.05pt;mso-width-percent:0;mso-height-percent:0;mso-width-percent:0;mso-height-percent:0" o:hralign="center" o:hrstd="t" o:hr="t"/>
         </w:pict>
       </w:r>
@@ -2695,7 +2695,7 @@
           <w:szCs w:val="28"/>
           <w:lang w:val="uk-UA"/>
         </w:rPr>
-        <w:pict w14:anchorId="15647253">
+        <w:pict w14:anchorId="41EBEBBB">
           <v:rect id="_x0000_i1031" alt="" style="width:451.3pt;height:.05pt;mso-width-percent:0;mso-height-percent:0;mso-width-percent:0;mso-height-percent:0" o:hralign="center" o:hrstd="t" o:hr="t"/>
         </w:pict>
       </w:r>
@@ -2805,7 +2805,7 @@
           <w:szCs w:val="28"/>
           <w:lang w:val="uk-UA"/>
         </w:rPr>
-        <w:pict w14:anchorId="5179BF59">
+        <w:pict w14:anchorId="7701329D">
           <v:rect id="_x0000_i1030" alt="" style="width:451.3pt;height:.05pt;mso-width-percent:0;mso-height-percent:0;mso-width-percent:0;mso-height-percent:0" o:hralign="center" o:hrstd="t" o:hr="t"/>
         </w:pict>
       </w:r>
@@ -2873,7 +2873,7 @@
           <w:szCs w:val="28"/>
           <w:lang w:val="uk-UA"/>
         </w:rPr>
-        <w:pict w14:anchorId="73B45532">
+        <w:pict w14:anchorId="69BD6F4A">
           <v:rect id="_x0000_i1029" alt="" style="width:451.3pt;height:.05pt;mso-width-percent:0;mso-height-percent:0;mso-width-percent:0;mso-height-percent:0" o:hralign="center" o:hrstd="t" o:hr="t"/>
         </w:pict>
       </w:r>
@@ -2983,7 +2983,7 @@
           <w:szCs w:val="28"/>
           <w:lang w:val="uk-UA"/>
         </w:rPr>
-        <w:pict w14:anchorId="392198E2">
+        <w:pict w14:anchorId="507C51B7">
           <v:rect id="_x0000_i1028" alt="" style="width:451.3pt;height:.05pt;mso-width-percent:0;mso-height-percent:0;mso-width-percent:0;mso-height-percent:0" o:hralign="center" o:hrstd="t" o:hr="t"/>
         </w:pict>
       </w:r>
@@ -3097,7 +3097,7 @@
           <w:szCs w:val="28"/>
           <w:lang w:val="uk-UA"/>
         </w:rPr>
-        <w:pict w14:anchorId="6EF3F23A">
+        <w:pict w14:anchorId="4C9897FF">
           <v:rect id="_x0000_i1027" alt="" style="width:451.3pt;height:.05pt;mso-width-percent:0;mso-height-percent:0;mso-width-percent:0;mso-height-percent:0" o:hralign="center" o:hrstd="t" o:hr="t"/>
         </w:pict>
       </w:r>
@@ -3185,95 +3185,21 @@
           <w:szCs w:val="28"/>
           <w:lang w:val="uk-UA"/>
         </w:rPr>
-        <w:pict w14:anchorId="1AB6CAA4">
+        <w:pict w14:anchorId="073F9FD4">
           <v:rect id="_x0000_i1026" alt="" style="width:451.3pt;height:.05pt;mso-width-percent:0;mso-height-percent:0;mso-width-percent:0;mso-height-percent:0" o:hralign="center" o:hrstd="t" o:hr="t"/>
         </w:pict>
       </w:r>
-    </w:p>
-    <w:p>
-      <w:pPr>
-        <w:pStyle w:val="Heading2"/>
-        <w:spacing w:before="0" w:after="0"/>
-        <w:jc w:val="both"/>
-        <w:rPr>
-          <w:rFonts w:ascii="Times New Roman" w:hAnsi="Times New Roman" w:cs="Times New Roman"/>
-          <w:sz w:val="28"/>
-          <w:szCs w:val="28"/>
-          <w:lang w:val="uk-UA"/>
-        </w:rPr>
-      </w:pPr>
       <w:bookmarkStart w:id="27" w:name="X05c5c7818f4bf8197e967b926030a34c26d780b"/>
       <w:bookmarkEnd w:id="26"/>
       <w:r>
         <w:rPr>
           <w:rFonts w:ascii="Times New Roman" w:hAnsi="Times New Roman" w:cs="Times New Roman"/>
-          <w:sz w:val="28"/>
-          <w:szCs w:val="28"/>
-          <w:lang w:val="uk-UA"/>
-        </w:rPr>
-        <w:t>Слайд 26</w:t>
-      </w:r>
-    </w:p>
-    <w:p>
-      <w:pPr>
-        <w:pStyle w:val="FirstParagraph"/>
-        <w:spacing w:before="0" w:after="0"/>
-        <w:jc w:val="both"/>
-        <w:rPr>
-          <w:rFonts w:ascii="Times New Roman" w:hAnsi="Times New Roman" w:cs="Times New Roman"/>
-          <w:sz w:val="28"/>
-          <w:szCs w:val="28"/>
-          <w:lang w:val="uk-UA"/>
-        </w:rPr>
-      </w:pPr>
-      <w:r>
-        <w:rPr>
-          <w:rFonts w:ascii="Times New Roman" w:hAnsi="Times New Roman" w:cs="Times New Roman"/>
-          <w:sz w:val="28"/>
-          <w:szCs w:val="28"/>
-          <w:lang w:val="uk-UA"/>
-        </w:rPr>
-        <w:t>Виконане дослідження не вичерпує всіх аспектів поставленої проблеми. Подальші дослідження доцільні у таких напрямках</w:t>
-      </w:r>
-      <w:r>
-        <w:rPr>
-          <w:rFonts w:ascii="Times New Roman" w:hAnsi="Times New Roman" w:cs="Times New Roman"/>
-          <w:sz w:val="28"/>
-          <w:szCs w:val="28"/>
-          <w:lang w:val="uk-UA"/>
-        </w:rPr>
-        <w:t>, що представлені на слайді</w:t>
-      </w:r>
-      <w:r>
-        <w:rPr>
-          <w:rFonts w:ascii="Times New Roman" w:hAnsi="Times New Roman" w:cs="Times New Roman"/>
-          <w:sz w:val="28"/>
-          <w:szCs w:val="28"/>
-          <w:lang w:val="uk-UA"/>
-        </w:rPr>
-        <w:t>.</w:t>
-      </w:r>
-    </w:p>
-    <w:p>
-      <w:pPr>
-        <w:spacing w:after="0"/>
-        <w:jc w:val="both"/>
-        <w:rPr>
-          <w:rFonts w:ascii="Times New Roman" w:hAnsi="Times New Roman" w:cs="Times New Roman"/>
-          <w:sz w:val="28"/>
-          <w:szCs w:val="28"/>
-          <w:lang w:val="uk-UA"/>
-        </w:rPr>
-      </w:pPr>
-      <w:r>
-        <w:rPr>
-          <w:rFonts w:ascii="Times New Roman" w:hAnsi="Times New Roman" w:cs="Times New Roman"/>
           <w:noProof/>
           <w:sz w:val="28"/>
           <w:szCs w:val="28"/>
           <w:lang w:val="uk-UA"/>
         </w:rPr>
-        <w:pict w14:anchorId="66B36551">
+        <w:pict w14:anchorId="3E2D01A9">
           <v:rect id="_x0000_i1025" alt="" style="width:451.3pt;height:.05pt;mso-width-percent:0;mso-height-percent:0;mso-width-percent:0;mso-height-percent:0" o:hralign="center" o:hrstd="t" o:hr="t"/>
         </w:pict>
       </w:r>
